--- a/AURA/submission/AURA_PROPOSAL_VI_2026-10-13.docx
+++ b/AURA/submission/AURA_PROPOSAL_VI_2026-10-13.docx
@@ -19,7 +19,7 @@
         <w:t>Track:</w:t>
       </w:r>
       <w:r>
-        <w:t xml:space="preserve"> OrganizationAI </w:t>
+        <w:t xml:space="preserve"> OrganizationAI | </w:t>
       </w:r>
       <w:r>
         <w:rPr>
@@ -28,8 +28,10 @@
         <w:t>Đề bài:</w:t>
       </w:r>
       <w:r>
-        <w:t xml:space="preserve"> Spec A The Escalation Referee </w:t>
+        <w:t xml:space="preserve"> Spec A The Escalation Referee</w:t>
       </w:r>
+    </w:p>
+    <w:p>
       <w:r>
         <w:rPr>
           <w:b/>
@@ -37,7 +39,7 @@
         <w:t>Đội:</w:t>
       </w:r>
       <w:r>
-        <w:t xml:space="preserve"> The Deciders </w:t>
+        <w:t xml:space="preserve"> The Deciders | </w:t>
       </w:r>
       <w:r>
         <w:rPr>
@@ -46,16 +48,16 @@
         <w:t>Tác giả:</w:t>
       </w:r>
       <w:r>
-        <w:t xml:space="preserve"> Pham Gia Phu </w:t>
+        <w:t xml:space="preserve"> Phạm Gia Phú | </w:t>
       </w:r>
       <w:r>
         <w:rPr>
           <w:b/>
         </w:rPr>
-        <w:t>Phiên bản bằng chứng:</w:t>
+        <w:t>Bản chốt:</w:t>
       </w:r>
       <w:r>
-        <w:t xml:space="preserve"> 13/10/2026</w:t>
+        <w:t xml:space="preserve"> 14/10/2026</w:t>
       </w:r>
     </w:p>
     <w:p>
@@ -206,10 +208,10 @@
           <w:tcPr>
             <w:tcW w:type="dxa" w:w="3408"/>
             <w:tcMar>
-              <w:top w:w="70" w:type="dxa"/>
-              <w:start w:w="90" w:type="dxa"/>
-              <w:bottom w:w="70" w:type="dxa"/>
-              <w:end w:w="90" w:type="dxa"/>
+              <w:top w:w="105" w:type="dxa"/>
+              <w:start w:w="145" w:type="dxa"/>
+              <w:bottom w:w="105" w:type="dxa"/>
+              <w:end w:w="145" w:type="dxa"/>
             </w:tcMar>
             <w:vAlign w:val="center"/>
             <w:shd w:fill="17365D"/>
@@ -233,10 +235,10 @@
           <w:tcPr>
             <w:tcW w:type="dxa" w:w="3408"/>
             <w:tcMar>
-              <w:top w:w="70" w:type="dxa"/>
-              <w:start w:w="90" w:type="dxa"/>
-              <w:bottom w:w="70" w:type="dxa"/>
-              <w:end w:w="90" w:type="dxa"/>
+              <w:top w:w="105" w:type="dxa"/>
+              <w:start w:w="145" w:type="dxa"/>
+              <w:bottom w:w="105" w:type="dxa"/>
+              <w:end w:w="145" w:type="dxa"/>
             </w:tcMar>
             <w:vAlign w:val="center"/>
             <w:shd w:fill="17365D"/>
@@ -260,10 +262,10 @@
           <w:tcPr>
             <w:tcW w:type="dxa" w:w="3408"/>
             <w:tcMar>
-              <w:top w:w="70" w:type="dxa"/>
-              <w:start w:w="90" w:type="dxa"/>
-              <w:bottom w:w="70" w:type="dxa"/>
-              <w:end w:w="90" w:type="dxa"/>
+              <w:top w:w="105" w:type="dxa"/>
+              <w:start w:w="145" w:type="dxa"/>
+              <w:bottom w:w="105" w:type="dxa"/>
+              <w:end w:w="145" w:type="dxa"/>
             </w:tcMar>
             <w:vAlign w:val="center"/>
             <w:shd w:fill="17365D"/>
@@ -289,10 +291,10 @@
           <w:tcPr>
             <w:tcW w:type="dxa" w:w="3408"/>
             <w:tcMar>
-              <w:top w:w="70" w:type="dxa"/>
-              <w:start w:w="90" w:type="dxa"/>
-              <w:bottom w:w="70" w:type="dxa"/>
-              <w:end w:w="90" w:type="dxa"/>
+              <w:top w:w="105" w:type="dxa"/>
+              <w:start w:w="145" w:type="dxa"/>
+              <w:bottom w:w="105" w:type="dxa"/>
+              <w:end w:w="145" w:type="dxa"/>
             </w:tcMar>
             <w:vAlign w:val="center"/>
           </w:tcPr>
@@ -314,10 +316,10 @@
           <w:tcPr>
             <w:tcW w:type="dxa" w:w="3408"/>
             <w:tcMar>
-              <w:top w:w="70" w:type="dxa"/>
-              <w:start w:w="90" w:type="dxa"/>
-              <w:bottom w:w="70" w:type="dxa"/>
-              <w:end w:w="90" w:type="dxa"/>
+              <w:top w:w="105" w:type="dxa"/>
+              <w:start w:w="145" w:type="dxa"/>
+              <w:bottom w:w="105" w:type="dxa"/>
+              <w:end w:w="145" w:type="dxa"/>
             </w:tcMar>
             <w:vAlign w:val="center"/>
           </w:tcPr>
@@ -338,10 +340,10 @@
           <w:tcPr>
             <w:tcW w:type="dxa" w:w="3408"/>
             <w:tcMar>
-              <w:top w:w="70" w:type="dxa"/>
-              <w:start w:w="90" w:type="dxa"/>
-              <w:bottom w:w="70" w:type="dxa"/>
-              <w:end w:w="90" w:type="dxa"/>
+              <w:top w:w="105" w:type="dxa"/>
+              <w:start w:w="145" w:type="dxa"/>
+              <w:bottom w:w="105" w:type="dxa"/>
+              <w:end w:w="145" w:type="dxa"/>
             </w:tcMar>
             <w:vAlign w:val="center"/>
           </w:tcPr>
@@ -364,10 +366,10 @@
           <w:tcPr>
             <w:tcW w:type="dxa" w:w="3408"/>
             <w:tcMar>
-              <w:top w:w="70" w:type="dxa"/>
-              <w:start w:w="90" w:type="dxa"/>
-              <w:bottom w:w="70" w:type="dxa"/>
-              <w:end w:w="90" w:type="dxa"/>
+              <w:top w:w="105" w:type="dxa"/>
+              <w:start w:w="145" w:type="dxa"/>
+              <w:bottom w:w="105" w:type="dxa"/>
+              <w:end w:w="145" w:type="dxa"/>
             </w:tcMar>
             <w:vAlign w:val="center"/>
             <w:shd w:fill="F3F6F9"/>
@@ -390,10 +392,10 @@
           <w:tcPr>
             <w:tcW w:type="dxa" w:w="3408"/>
             <w:tcMar>
-              <w:top w:w="70" w:type="dxa"/>
-              <w:start w:w="90" w:type="dxa"/>
-              <w:bottom w:w="70" w:type="dxa"/>
-              <w:end w:w="90" w:type="dxa"/>
+              <w:top w:w="105" w:type="dxa"/>
+              <w:start w:w="145" w:type="dxa"/>
+              <w:bottom w:w="105" w:type="dxa"/>
+              <w:end w:w="145" w:type="dxa"/>
             </w:tcMar>
             <w:vAlign w:val="center"/>
             <w:shd w:fill="F3F6F9"/>
@@ -415,10 +417,10 @@
           <w:tcPr>
             <w:tcW w:type="dxa" w:w="3408"/>
             <w:tcMar>
-              <w:top w:w="70" w:type="dxa"/>
-              <w:start w:w="90" w:type="dxa"/>
-              <w:bottom w:w="70" w:type="dxa"/>
-              <w:end w:w="90" w:type="dxa"/>
+              <w:top w:w="105" w:type="dxa"/>
+              <w:start w:w="145" w:type="dxa"/>
+              <w:bottom w:w="105" w:type="dxa"/>
+              <w:end w:w="145" w:type="dxa"/>
             </w:tcMar>
             <w:vAlign w:val="center"/>
             <w:shd w:fill="F3F6F9"/>
@@ -442,10 +444,10 @@
           <w:tcPr>
             <w:tcW w:type="dxa" w:w="3408"/>
             <w:tcMar>
-              <w:top w:w="70" w:type="dxa"/>
-              <w:start w:w="90" w:type="dxa"/>
-              <w:bottom w:w="70" w:type="dxa"/>
-              <w:end w:w="90" w:type="dxa"/>
+              <w:top w:w="105" w:type="dxa"/>
+              <w:start w:w="145" w:type="dxa"/>
+              <w:bottom w:w="105" w:type="dxa"/>
+              <w:end w:w="145" w:type="dxa"/>
             </w:tcMar>
             <w:vAlign w:val="center"/>
           </w:tcPr>
@@ -467,10 +469,10 @@
           <w:tcPr>
             <w:tcW w:type="dxa" w:w="3408"/>
             <w:tcMar>
-              <w:top w:w="70" w:type="dxa"/>
-              <w:start w:w="90" w:type="dxa"/>
-              <w:bottom w:w="70" w:type="dxa"/>
-              <w:end w:w="90" w:type="dxa"/>
+              <w:top w:w="105" w:type="dxa"/>
+              <w:start w:w="145" w:type="dxa"/>
+              <w:bottom w:w="105" w:type="dxa"/>
+              <w:end w:w="145" w:type="dxa"/>
             </w:tcMar>
             <w:vAlign w:val="center"/>
           </w:tcPr>
@@ -491,10 +493,10 @@
           <w:tcPr>
             <w:tcW w:type="dxa" w:w="3408"/>
             <w:tcMar>
-              <w:top w:w="70" w:type="dxa"/>
-              <w:start w:w="90" w:type="dxa"/>
-              <w:bottom w:w="70" w:type="dxa"/>
-              <w:end w:w="90" w:type="dxa"/>
+              <w:top w:w="105" w:type="dxa"/>
+              <w:start w:w="145" w:type="dxa"/>
+              <w:bottom w:w="105" w:type="dxa"/>
+              <w:end w:w="145" w:type="dxa"/>
             </w:tcMar>
             <w:vAlign w:val="center"/>
           </w:tcPr>
@@ -517,10 +519,10 @@
           <w:tcPr>
             <w:tcW w:type="dxa" w:w="3408"/>
             <w:tcMar>
-              <w:top w:w="70" w:type="dxa"/>
-              <w:start w:w="90" w:type="dxa"/>
-              <w:bottom w:w="70" w:type="dxa"/>
-              <w:end w:w="90" w:type="dxa"/>
+              <w:top w:w="105" w:type="dxa"/>
+              <w:start w:w="145" w:type="dxa"/>
+              <w:bottom w:w="105" w:type="dxa"/>
+              <w:end w:w="145" w:type="dxa"/>
             </w:tcMar>
             <w:vAlign w:val="center"/>
             <w:shd w:fill="F3F6F9"/>
@@ -543,10 +545,10 @@
           <w:tcPr>
             <w:tcW w:type="dxa" w:w="3408"/>
             <w:tcMar>
-              <w:top w:w="70" w:type="dxa"/>
-              <w:start w:w="90" w:type="dxa"/>
-              <w:bottom w:w="70" w:type="dxa"/>
-              <w:end w:w="90" w:type="dxa"/>
+              <w:top w:w="105" w:type="dxa"/>
+              <w:start w:w="145" w:type="dxa"/>
+              <w:bottom w:w="105" w:type="dxa"/>
+              <w:end w:w="145" w:type="dxa"/>
             </w:tcMar>
             <w:vAlign w:val="center"/>
             <w:shd w:fill="F3F6F9"/>
@@ -568,10 +570,10 @@
           <w:tcPr>
             <w:tcW w:type="dxa" w:w="3408"/>
             <w:tcMar>
-              <w:top w:w="70" w:type="dxa"/>
-              <w:start w:w="90" w:type="dxa"/>
-              <w:bottom w:w="70" w:type="dxa"/>
-              <w:end w:w="90" w:type="dxa"/>
+              <w:top w:w="105" w:type="dxa"/>
+              <w:start w:w="145" w:type="dxa"/>
+              <w:bottom w:w="105" w:type="dxa"/>
+              <w:end w:w="145" w:type="dxa"/>
             </w:tcMar>
             <w:vAlign w:val="center"/>
             <w:shd w:fill="F3F6F9"/>
@@ -595,10 +597,10 @@
           <w:tcPr>
             <w:tcW w:type="dxa" w:w="3408"/>
             <w:tcMar>
-              <w:top w:w="70" w:type="dxa"/>
-              <w:start w:w="90" w:type="dxa"/>
-              <w:bottom w:w="70" w:type="dxa"/>
-              <w:end w:w="90" w:type="dxa"/>
+              <w:top w:w="105" w:type="dxa"/>
+              <w:start w:w="145" w:type="dxa"/>
+              <w:bottom w:w="105" w:type="dxa"/>
+              <w:end w:w="145" w:type="dxa"/>
             </w:tcMar>
             <w:vAlign w:val="center"/>
           </w:tcPr>
@@ -620,10 +622,10 @@
           <w:tcPr>
             <w:tcW w:type="dxa" w:w="3408"/>
             <w:tcMar>
-              <w:top w:w="70" w:type="dxa"/>
-              <w:start w:w="90" w:type="dxa"/>
-              <w:bottom w:w="70" w:type="dxa"/>
-              <w:end w:w="90" w:type="dxa"/>
+              <w:top w:w="105" w:type="dxa"/>
+              <w:start w:w="145" w:type="dxa"/>
+              <w:bottom w:w="105" w:type="dxa"/>
+              <w:end w:w="145" w:type="dxa"/>
             </w:tcMar>
             <w:vAlign w:val="center"/>
           </w:tcPr>
@@ -644,10 +646,10 @@
           <w:tcPr>
             <w:tcW w:type="dxa" w:w="3408"/>
             <w:tcMar>
-              <w:top w:w="70" w:type="dxa"/>
-              <w:start w:w="90" w:type="dxa"/>
-              <w:bottom w:w="70" w:type="dxa"/>
-              <w:end w:w="90" w:type="dxa"/>
+              <w:top w:w="105" w:type="dxa"/>
+              <w:start w:w="145" w:type="dxa"/>
+              <w:bottom w:w="105" w:type="dxa"/>
+              <w:end w:w="145" w:type="dxa"/>
             </w:tcMar>
             <w:vAlign w:val="center"/>
           </w:tcPr>
@@ -773,10 +775,10 @@
           <w:tcPr>
             <w:tcW w:type="dxa" w:w="3408"/>
             <w:tcMar>
-              <w:top w:w="70" w:type="dxa"/>
-              <w:start w:w="90" w:type="dxa"/>
-              <w:bottom w:w="70" w:type="dxa"/>
-              <w:end w:w="90" w:type="dxa"/>
+              <w:top w:w="105" w:type="dxa"/>
+              <w:start w:w="145" w:type="dxa"/>
+              <w:bottom w:w="105" w:type="dxa"/>
+              <w:end w:w="145" w:type="dxa"/>
             </w:tcMar>
             <w:vAlign w:val="center"/>
             <w:shd w:fill="17365D"/>
@@ -800,10 +802,10 @@
           <w:tcPr>
             <w:tcW w:type="dxa" w:w="3408"/>
             <w:tcMar>
-              <w:top w:w="70" w:type="dxa"/>
-              <w:start w:w="90" w:type="dxa"/>
-              <w:bottom w:w="70" w:type="dxa"/>
-              <w:end w:w="90" w:type="dxa"/>
+              <w:top w:w="105" w:type="dxa"/>
+              <w:start w:w="145" w:type="dxa"/>
+              <w:bottom w:w="105" w:type="dxa"/>
+              <w:end w:w="145" w:type="dxa"/>
             </w:tcMar>
             <w:vAlign w:val="center"/>
             <w:shd w:fill="17365D"/>
@@ -827,10 +829,10 @@
           <w:tcPr>
             <w:tcW w:type="dxa" w:w="3408"/>
             <w:tcMar>
-              <w:top w:w="70" w:type="dxa"/>
-              <w:start w:w="90" w:type="dxa"/>
-              <w:bottom w:w="70" w:type="dxa"/>
-              <w:end w:w="90" w:type="dxa"/>
+              <w:top w:w="105" w:type="dxa"/>
+              <w:start w:w="145" w:type="dxa"/>
+              <w:bottom w:w="105" w:type="dxa"/>
+              <w:end w:w="145" w:type="dxa"/>
             </w:tcMar>
             <w:vAlign w:val="center"/>
             <w:shd w:fill="17365D"/>
@@ -856,10 +858,10 @@
           <w:tcPr>
             <w:tcW w:type="dxa" w:w="3408"/>
             <w:tcMar>
-              <w:top w:w="70" w:type="dxa"/>
-              <w:start w:w="90" w:type="dxa"/>
-              <w:bottom w:w="70" w:type="dxa"/>
-              <w:end w:w="90" w:type="dxa"/>
+              <w:top w:w="105" w:type="dxa"/>
+              <w:start w:w="145" w:type="dxa"/>
+              <w:bottom w:w="105" w:type="dxa"/>
+              <w:end w:w="145" w:type="dxa"/>
             </w:tcMar>
             <w:vAlign w:val="center"/>
           </w:tcPr>
@@ -880,10 +882,10 @@
           <w:tcPr>
             <w:tcW w:type="dxa" w:w="3408"/>
             <w:tcMar>
-              <w:top w:w="70" w:type="dxa"/>
-              <w:start w:w="90" w:type="dxa"/>
-              <w:bottom w:w="70" w:type="dxa"/>
-              <w:end w:w="90" w:type="dxa"/>
+              <w:top w:w="105" w:type="dxa"/>
+              <w:start w:w="145" w:type="dxa"/>
+              <w:bottom w:w="105" w:type="dxa"/>
+              <w:end w:w="145" w:type="dxa"/>
             </w:tcMar>
             <w:vAlign w:val="center"/>
           </w:tcPr>
@@ -904,10 +906,10 @@
           <w:tcPr>
             <w:tcW w:type="dxa" w:w="3408"/>
             <w:tcMar>
-              <w:top w:w="70" w:type="dxa"/>
-              <w:start w:w="90" w:type="dxa"/>
-              <w:bottom w:w="70" w:type="dxa"/>
-              <w:end w:w="90" w:type="dxa"/>
+              <w:top w:w="105" w:type="dxa"/>
+              <w:start w:w="145" w:type="dxa"/>
+              <w:bottom w:w="105" w:type="dxa"/>
+              <w:end w:w="145" w:type="dxa"/>
             </w:tcMar>
             <w:vAlign w:val="center"/>
           </w:tcPr>
@@ -930,10 +932,10 @@
           <w:tcPr>
             <w:tcW w:type="dxa" w:w="3408"/>
             <w:tcMar>
-              <w:top w:w="70" w:type="dxa"/>
-              <w:start w:w="90" w:type="dxa"/>
-              <w:bottom w:w="70" w:type="dxa"/>
-              <w:end w:w="90" w:type="dxa"/>
+              <w:top w:w="105" w:type="dxa"/>
+              <w:start w:w="145" w:type="dxa"/>
+              <w:bottom w:w="105" w:type="dxa"/>
+              <w:end w:w="145" w:type="dxa"/>
             </w:tcMar>
             <w:vAlign w:val="center"/>
             <w:shd w:fill="F3F6F9"/>
@@ -955,10 +957,10 @@
           <w:tcPr>
             <w:tcW w:type="dxa" w:w="3408"/>
             <w:tcMar>
-              <w:top w:w="70" w:type="dxa"/>
-              <w:start w:w="90" w:type="dxa"/>
-              <w:bottom w:w="70" w:type="dxa"/>
-              <w:end w:w="90" w:type="dxa"/>
+              <w:top w:w="105" w:type="dxa"/>
+              <w:start w:w="145" w:type="dxa"/>
+              <w:bottom w:w="105" w:type="dxa"/>
+              <w:end w:w="145" w:type="dxa"/>
             </w:tcMar>
             <w:vAlign w:val="center"/>
             <w:shd w:fill="F3F6F9"/>
@@ -980,10 +982,10 @@
           <w:tcPr>
             <w:tcW w:type="dxa" w:w="3408"/>
             <w:tcMar>
-              <w:top w:w="70" w:type="dxa"/>
-              <w:start w:w="90" w:type="dxa"/>
-              <w:bottom w:w="70" w:type="dxa"/>
-              <w:end w:w="90" w:type="dxa"/>
+              <w:top w:w="105" w:type="dxa"/>
+              <w:start w:w="145" w:type="dxa"/>
+              <w:bottom w:w="105" w:type="dxa"/>
+              <w:end w:w="145" w:type="dxa"/>
             </w:tcMar>
             <w:vAlign w:val="center"/>
             <w:shd w:fill="F3F6F9"/>
@@ -1007,10 +1009,10 @@
           <w:tcPr>
             <w:tcW w:type="dxa" w:w="3408"/>
             <w:tcMar>
-              <w:top w:w="70" w:type="dxa"/>
-              <w:start w:w="90" w:type="dxa"/>
-              <w:bottom w:w="70" w:type="dxa"/>
-              <w:end w:w="90" w:type="dxa"/>
+              <w:top w:w="105" w:type="dxa"/>
+              <w:start w:w="145" w:type="dxa"/>
+              <w:bottom w:w="105" w:type="dxa"/>
+              <w:end w:w="145" w:type="dxa"/>
             </w:tcMar>
             <w:vAlign w:val="center"/>
           </w:tcPr>
@@ -1031,10 +1033,10 @@
           <w:tcPr>
             <w:tcW w:type="dxa" w:w="3408"/>
             <w:tcMar>
-              <w:top w:w="70" w:type="dxa"/>
-              <w:start w:w="90" w:type="dxa"/>
-              <w:bottom w:w="70" w:type="dxa"/>
-              <w:end w:w="90" w:type="dxa"/>
+              <w:top w:w="105" w:type="dxa"/>
+              <w:start w:w="145" w:type="dxa"/>
+              <w:bottom w:w="105" w:type="dxa"/>
+              <w:end w:w="145" w:type="dxa"/>
             </w:tcMar>
             <w:vAlign w:val="center"/>
           </w:tcPr>
@@ -1055,10 +1057,10 @@
           <w:tcPr>
             <w:tcW w:type="dxa" w:w="3408"/>
             <w:tcMar>
-              <w:top w:w="70" w:type="dxa"/>
-              <w:start w:w="90" w:type="dxa"/>
-              <w:bottom w:w="70" w:type="dxa"/>
-              <w:end w:w="90" w:type="dxa"/>
+              <w:top w:w="105" w:type="dxa"/>
+              <w:start w:w="145" w:type="dxa"/>
+              <w:bottom w:w="105" w:type="dxa"/>
+              <w:end w:w="145" w:type="dxa"/>
             </w:tcMar>
             <w:vAlign w:val="center"/>
           </w:tcPr>
@@ -1081,10 +1083,10 @@
           <w:tcPr>
             <w:tcW w:type="dxa" w:w="3408"/>
             <w:tcMar>
-              <w:top w:w="70" w:type="dxa"/>
-              <w:start w:w="90" w:type="dxa"/>
-              <w:bottom w:w="70" w:type="dxa"/>
-              <w:end w:w="90" w:type="dxa"/>
+              <w:top w:w="105" w:type="dxa"/>
+              <w:start w:w="145" w:type="dxa"/>
+              <w:bottom w:w="105" w:type="dxa"/>
+              <w:end w:w="145" w:type="dxa"/>
             </w:tcMar>
             <w:vAlign w:val="center"/>
             <w:shd w:fill="F3F6F9"/>
@@ -1106,10 +1108,10 @@
           <w:tcPr>
             <w:tcW w:type="dxa" w:w="3408"/>
             <w:tcMar>
-              <w:top w:w="70" w:type="dxa"/>
-              <w:start w:w="90" w:type="dxa"/>
-              <w:bottom w:w="70" w:type="dxa"/>
-              <w:end w:w="90" w:type="dxa"/>
+              <w:top w:w="105" w:type="dxa"/>
+              <w:start w:w="145" w:type="dxa"/>
+              <w:bottom w:w="105" w:type="dxa"/>
+              <w:end w:w="145" w:type="dxa"/>
             </w:tcMar>
             <w:vAlign w:val="center"/>
             <w:shd w:fill="F3F6F9"/>
@@ -1131,10 +1133,10 @@
           <w:tcPr>
             <w:tcW w:type="dxa" w:w="3408"/>
             <w:tcMar>
-              <w:top w:w="70" w:type="dxa"/>
-              <w:start w:w="90" w:type="dxa"/>
-              <w:bottom w:w="70" w:type="dxa"/>
-              <w:end w:w="90" w:type="dxa"/>
+              <w:top w:w="105" w:type="dxa"/>
+              <w:start w:w="145" w:type="dxa"/>
+              <w:bottom w:w="105" w:type="dxa"/>
+              <w:end w:w="145" w:type="dxa"/>
             </w:tcMar>
             <w:vAlign w:val="center"/>
             <w:shd w:fill="F3F6F9"/>
@@ -1158,10 +1160,10 @@
           <w:tcPr>
             <w:tcW w:type="dxa" w:w="3408"/>
             <w:tcMar>
-              <w:top w:w="70" w:type="dxa"/>
-              <w:start w:w="90" w:type="dxa"/>
-              <w:bottom w:w="70" w:type="dxa"/>
-              <w:end w:w="90" w:type="dxa"/>
+              <w:top w:w="105" w:type="dxa"/>
+              <w:start w:w="145" w:type="dxa"/>
+              <w:bottom w:w="105" w:type="dxa"/>
+              <w:end w:w="145" w:type="dxa"/>
             </w:tcMar>
             <w:vAlign w:val="center"/>
           </w:tcPr>
@@ -1182,10 +1184,10 @@
           <w:tcPr>
             <w:tcW w:type="dxa" w:w="3408"/>
             <w:tcMar>
-              <w:top w:w="70" w:type="dxa"/>
-              <w:start w:w="90" w:type="dxa"/>
-              <w:bottom w:w="70" w:type="dxa"/>
-              <w:end w:w="90" w:type="dxa"/>
+              <w:top w:w="105" w:type="dxa"/>
+              <w:start w:w="145" w:type="dxa"/>
+              <w:bottom w:w="105" w:type="dxa"/>
+              <w:end w:w="145" w:type="dxa"/>
             </w:tcMar>
             <w:vAlign w:val="center"/>
           </w:tcPr>
@@ -1206,10 +1208,10 @@
           <w:tcPr>
             <w:tcW w:type="dxa" w:w="3408"/>
             <w:tcMar>
-              <w:top w:w="70" w:type="dxa"/>
-              <w:start w:w="90" w:type="dxa"/>
-              <w:bottom w:w="70" w:type="dxa"/>
-              <w:end w:w="90" w:type="dxa"/>
+              <w:top w:w="105" w:type="dxa"/>
+              <w:start w:w="145" w:type="dxa"/>
+              <w:bottom w:w="105" w:type="dxa"/>
+              <w:end w:w="145" w:type="dxa"/>
             </w:tcMar>
             <w:vAlign w:val="center"/>
           </w:tcPr>
@@ -1232,10 +1234,10 @@
           <w:tcPr>
             <w:tcW w:type="dxa" w:w="3408"/>
             <w:tcMar>
-              <w:top w:w="70" w:type="dxa"/>
-              <w:start w:w="90" w:type="dxa"/>
-              <w:bottom w:w="70" w:type="dxa"/>
-              <w:end w:w="90" w:type="dxa"/>
+              <w:top w:w="105" w:type="dxa"/>
+              <w:start w:w="145" w:type="dxa"/>
+              <w:bottom w:w="105" w:type="dxa"/>
+              <w:end w:w="145" w:type="dxa"/>
             </w:tcMar>
             <w:vAlign w:val="center"/>
             <w:shd w:fill="F3F6F9"/>
@@ -1257,10 +1259,10 @@
           <w:tcPr>
             <w:tcW w:type="dxa" w:w="3408"/>
             <w:tcMar>
-              <w:top w:w="70" w:type="dxa"/>
-              <w:start w:w="90" w:type="dxa"/>
-              <w:bottom w:w="70" w:type="dxa"/>
-              <w:end w:w="90" w:type="dxa"/>
+              <w:top w:w="105" w:type="dxa"/>
+              <w:start w:w="145" w:type="dxa"/>
+              <w:bottom w:w="105" w:type="dxa"/>
+              <w:end w:w="145" w:type="dxa"/>
             </w:tcMar>
             <w:vAlign w:val="center"/>
             <w:shd w:fill="F3F6F9"/>
@@ -1282,10 +1284,10 @@
           <w:tcPr>
             <w:tcW w:type="dxa" w:w="3408"/>
             <w:tcMar>
-              <w:top w:w="70" w:type="dxa"/>
-              <w:start w:w="90" w:type="dxa"/>
-              <w:bottom w:w="70" w:type="dxa"/>
-              <w:end w:w="90" w:type="dxa"/>
+              <w:top w:w="105" w:type="dxa"/>
+              <w:start w:w="145" w:type="dxa"/>
+              <w:bottom w:w="105" w:type="dxa"/>
+              <w:end w:w="145" w:type="dxa"/>
             </w:tcMar>
             <w:vAlign w:val="center"/>
             <w:shd w:fill="F3F6F9"/>
@@ -1309,10 +1311,10 @@
           <w:tcPr>
             <w:tcW w:type="dxa" w:w="3408"/>
             <w:tcMar>
-              <w:top w:w="70" w:type="dxa"/>
-              <w:start w:w="90" w:type="dxa"/>
-              <w:bottom w:w="70" w:type="dxa"/>
-              <w:end w:w="90" w:type="dxa"/>
+              <w:top w:w="105" w:type="dxa"/>
+              <w:start w:w="145" w:type="dxa"/>
+              <w:bottom w:w="105" w:type="dxa"/>
+              <w:end w:w="145" w:type="dxa"/>
             </w:tcMar>
             <w:vAlign w:val="center"/>
           </w:tcPr>
@@ -1333,10 +1335,10 @@
           <w:tcPr>
             <w:tcW w:type="dxa" w:w="3408"/>
             <w:tcMar>
-              <w:top w:w="70" w:type="dxa"/>
-              <w:start w:w="90" w:type="dxa"/>
-              <w:bottom w:w="70" w:type="dxa"/>
-              <w:end w:w="90" w:type="dxa"/>
+              <w:top w:w="105" w:type="dxa"/>
+              <w:start w:w="145" w:type="dxa"/>
+              <w:bottom w:w="105" w:type="dxa"/>
+              <w:end w:w="145" w:type="dxa"/>
             </w:tcMar>
             <w:vAlign w:val="center"/>
           </w:tcPr>
@@ -1357,10 +1359,10 @@
           <w:tcPr>
             <w:tcW w:type="dxa" w:w="3408"/>
             <w:tcMar>
-              <w:top w:w="70" w:type="dxa"/>
-              <w:start w:w="90" w:type="dxa"/>
-              <w:bottom w:w="70" w:type="dxa"/>
-              <w:end w:w="90" w:type="dxa"/>
+              <w:top w:w="105" w:type="dxa"/>
+              <w:start w:w="145" w:type="dxa"/>
+              <w:bottom w:w="105" w:type="dxa"/>
+              <w:end w:w="145" w:type="dxa"/>
             </w:tcMar>
             <w:vAlign w:val="center"/>
           </w:tcPr>
@@ -1425,10 +1427,10 @@
           <w:tcPr>
             <w:tcW w:type="dxa" w:w="3408"/>
             <w:tcMar>
-              <w:top w:w="70" w:type="dxa"/>
-              <w:start w:w="90" w:type="dxa"/>
-              <w:bottom w:w="70" w:type="dxa"/>
-              <w:end w:w="90" w:type="dxa"/>
+              <w:top w:w="105" w:type="dxa"/>
+              <w:start w:w="145" w:type="dxa"/>
+              <w:bottom w:w="105" w:type="dxa"/>
+              <w:end w:w="145" w:type="dxa"/>
             </w:tcMar>
             <w:vAlign w:val="center"/>
             <w:shd w:fill="17365D"/>
@@ -1452,10 +1454,10 @@
           <w:tcPr>
             <w:tcW w:type="dxa" w:w="3408"/>
             <w:tcMar>
-              <w:top w:w="70" w:type="dxa"/>
-              <w:start w:w="90" w:type="dxa"/>
-              <w:bottom w:w="70" w:type="dxa"/>
-              <w:end w:w="90" w:type="dxa"/>
+              <w:top w:w="105" w:type="dxa"/>
+              <w:start w:w="145" w:type="dxa"/>
+              <w:bottom w:w="105" w:type="dxa"/>
+              <w:end w:w="145" w:type="dxa"/>
             </w:tcMar>
             <w:vAlign w:val="center"/>
             <w:shd w:fill="17365D"/>
@@ -1479,10 +1481,10 @@
           <w:tcPr>
             <w:tcW w:type="dxa" w:w="3408"/>
             <w:tcMar>
-              <w:top w:w="70" w:type="dxa"/>
-              <w:start w:w="90" w:type="dxa"/>
-              <w:bottom w:w="70" w:type="dxa"/>
-              <w:end w:w="90" w:type="dxa"/>
+              <w:top w:w="105" w:type="dxa"/>
+              <w:start w:w="145" w:type="dxa"/>
+              <w:bottom w:w="105" w:type="dxa"/>
+              <w:end w:w="145" w:type="dxa"/>
             </w:tcMar>
             <w:vAlign w:val="center"/>
             <w:shd w:fill="17365D"/>
@@ -1508,10 +1510,10 @@
           <w:tcPr>
             <w:tcW w:type="dxa" w:w="3408"/>
             <w:tcMar>
-              <w:top w:w="70" w:type="dxa"/>
-              <w:start w:w="90" w:type="dxa"/>
-              <w:bottom w:w="70" w:type="dxa"/>
-              <w:end w:w="90" w:type="dxa"/>
+              <w:top w:w="105" w:type="dxa"/>
+              <w:start w:w="145" w:type="dxa"/>
+              <w:bottom w:w="105" w:type="dxa"/>
+              <w:end w:w="145" w:type="dxa"/>
             </w:tcMar>
             <w:vAlign w:val="center"/>
           </w:tcPr>
@@ -1532,10 +1534,10 @@
           <w:tcPr>
             <w:tcW w:type="dxa" w:w="3408"/>
             <w:tcMar>
-              <w:top w:w="70" w:type="dxa"/>
-              <w:start w:w="90" w:type="dxa"/>
-              <w:bottom w:w="70" w:type="dxa"/>
-              <w:end w:w="90" w:type="dxa"/>
+              <w:top w:w="105" w:type="dxa"/>
+              <w:start w:w="145" w:type="dxa"/>
+              <w:bottom w:w="105" w:type="dxa"/>
+              <w:end w:w="145" w:type="dxa"/>
             </w:tcMar>
             <w:vAlign w:val="center"/>
           </w:tcPr>
@@ -1556,10 +1558,10 @@
           <w:tcPr>
             <w:tcW w:type="dxa" w:w="3408"/>
             <w:tcMar>
-              <w:top w:w="70" w:type="dxa"/>
-              <w:start w:w="90" w:type="dxa"/>
-              <w:bottom w:w="70" w:type="dxa"/>
-              <w:end w:w="90" w:type="dxa"/>
+              <w:top w:w="105" w:type="dxa"/>
+              <w:start w:w="145" w:type="dxa"/>
+              <w:bottom w:w="105" w:type="dxa"/>
+              <w:end w:w="145" w:type="dxa"/>
             </w:tcMar>
             <w:vAlign w:val="center"/>
           </w:tcPr>
@@ -1582,10 +1584,10 @@
           <w:tcPr>
             <w:tcW w:type="dxa" w:w="3408"/>
             <w:tcMar>
-              <w:top w:w="70" w:type="dxa"/>
-              <w:start w:w="90" w:type="dxa"/>
-              <w:bottom w:w="70" w:type="dxa"/>
-              <w:end w:w="90" w:type="dxa"/>
+              <w:top w:w="105" w:type="dxa"/>
+              <w:start w:w="145" w:type="dxa"/>
+              <w:bottom w:w="105" w:type="dxa"/>
+              <w:end w:w="145" w:type="dxa"/>
             </w:tcMar>
             <w:vAlign w:val="center"/>
             <w:shd w:fill="F3F6F9"/>
@@ -1607,10 +1609,10 @@
           <w:tcPr>
             <w:tcW w:type="dxa" w:w="3408"/>
             <w:tcMar>
-              <w:top w:w="70" w:type="dxa"/>
-              <w:start w:w="90" w:type="dxa"/>
-              <w:bottom w:w="70" w:type="dxa"/>
-              <w:end w:w="90" w:type="dxa"/>
+              <w:top w:w="105" w:type="dxa"/>
+              <w:start w:w="145" w:type="dxa"/>
+              <w:bottom w:w="105" w:type="dxa"/>
+              <w:end w:w="145" w:type="dxa"/>
             </w:tcMar>
             <w:vAlign w:val="center"/>
             <w:shd w:fill="F3F6F9"/>
@@ -1632,10 +1634,10 @@
           <w:tcPr>
             <w:tcW w:type="dxa" w:w="3408"/>
             <w:tcMar>
-              <w:top w:w="70" w:type="dxa"/>
-              <w:start w:w="90" w:type="dxa"/>
-              <w:bottom w:w="70" w:type="dxa"/>
-              <w:end w:w="90" w:type="dxa"/>
+              <w:top w:w="105" w:type="dxa"/>
+              <w:start w:w="145" w:type="dxa"/>
+              <w:bottom w:w="105" w:type="dxa"/>
+              <w:end w:w="145" w:type="dxa"/>
             </w:tcMar>
             <w:vAlign w:val="center"/>
             <w:shd w:fill="F3F6F9"/>
@@ -1659,10 +1661,10 @@
           <w:tcPr>
             <w:tcW w:type="dxa" w:w="3408"/>
             <w:tcMar>
-              <w:top w:w="70" w:type="dxa"/>
-              <w:start w:w="90" w:type="dxa"/>
-              <w:bottom w:w="70" w:type="dxa"/>
-              <w:end w:w="90" w:type="dxa"/>
+              <w:top w:w="105" w:type="dxa"/>
+              <w:start w:w="145" w:type="dxa"/>
+              <w:bottom w:w="105" w:type="dxa"/>
+              <w:end w:w="145" w:type="dxa"/>
             </w:tcMar>
             <w:vAlign w:val="center"/>
           </w:tcPr>
@@ -1683,10 +1685,10 @@
           <w:tcPr>
             <w:tcW w:type="dxa" w:w="3408"/>
             <w:tcMar>
-              <w:top w:w="70" w:type="dxa"/>
-              <w:start w:w="90" w:type="dxa"/>
-              <w:bottom w:w="70" w:type="dxa"/>
-              <w:end w:w="90" w:type="dxa"/>
+              <w:top w:w="105" w:type="dxa"/>
+              <w:start w:w="145" w:type="dxa"/>
+              <w:bottom w:w="105" w:type="dxa"/>
+              <w:end w:w="145" w:type="dxa"/>
             </w:tcMar>
             <w:vAlign w:val="center"/>
           </w:tcPr>
@@ -1707,10 +1709,10 @@
           <w:tcPr>
             <w:tcW w:type="dxa" w:w="3408"/>
             <w:tcMar>
-              <w:top w:w="70" w:type="dxa"/>
-              <w:start w:w="90" w:type="dxa"/>
-              <w:bottom w:w="70" w:type="dxa"/>
-              <w:end w:w="90" w:type="dxa"/>
+              <w:top w:w="105" w:type="dxa"/>
+              <w:start w:w="145" w:type="dxa"/>
+              <w:bottom w:w="105" w:type="dxa"/>
+              <w:end w:w="145" w:type="dxa"/>
             </w:tcMar>
             <w:vAlign w:val="center"/>
           </w:tcPr>
@@ -1733,10 +1735,10 @@
           <w:tcPr>
             <w:tcW w:type="dxa" w:w="3408"/>
             <w:tcMar>
-              <w:top w:w="70" w:type="dxa"/>
-              <w:start w:w="90" w:type="dxa"/>
-              <w:bottom w:w="70" w:type="dxa"/>
-              <w:end w:w="90" w:type="dxa"/>
+              <w:top w:w="105" w:type="dxa"/>
+              <w:start w:w="145" w:type="dxa"/>
+              <w:bottom w:w="105" w:type="dxa"/>
+              <w:end w:w="145" w:type="dxa"/>
             </w:tcMar>
             <w:vAlign w:val="center"/>
             <w:shd w:fill="F3F6F9"/>
@@ -1758,10 +1760,10 @@
           <w:tcPr>
             <w:tcW w:type="dxa" w:w="3408"/>
             <w:tcMar>
-              <w:top w:w="70" w:type="dxa"/>
-              <w:start w:w="90" w:type="dxa"/>
-              <w:bottom w:w="70" w:type="dxa"/>
-              <w:end w:w="90" w:type="dxa"/>
+              <w:top w:w="105" w:type="dxa"/>
+              <w:start w:w="145" w:type="dxa"/>
+              <w:bottom w:w="105" w:type="dxa"/>
+              <w:end w:w="145" w:type="dxa"/>
             </w:tcMar>
             <w:vAlign w:val="center"/>
             <w:shd w:fill="F3F6F9"/>
@@ -1783,10 +1785,10 @@
           <w:tcPr>
             <w:tcW w:type="dxa" w:w="3408"/>
             <w:tcMar>
-              <w:top w:w="70" w:type="dxa"/>
-              <w:start w:w="90" w:type="dxa"/>
-              <w:bottom w:w="70" w:type="dxa"/>
-              <w:end w:w="90" w:type="dxa"/>
+              <w:top w:w="105" w:type="dxa"/>
+              <w:start w:w="145" w:type="dxa"/>
+              <w:bottom w:w="105" w:type="dxa"/>
+              <w:end w:w="145" w:type="dxa"/>
             </w:tcMar>
             <w:vAlign w:val="center"/>
             <w:shd w:fill="F3F6F9"/>
@@ -1810,10 +1812,10 @@
           <w:tcPr>
             <w:tcW w:type="dxa" w:w="3408"/>
             <w:tcMar>
-              <w:top w:w="70" w:type="dxa"/>
-              <w:start w:w="90" w:type="dxa"/>
-              <w:bottom w:w="70" w:type="dxa"/>
-              <w:end w:w="90" w:type="dxa"/>
+              <w:top w:w="105" w:type="dxa"/>
+              <w:start w:w="145" w:type="dxa"/>
+              <w:bottom w:w="105" w:type="dxa"/>
+              <w:end w:w="145" w:type="dxa"/>
             </w:tcMar>
             <w:vAlign w:val="center"/>
           </w:tcPr>
@@ -1834,10 +1836,10 @@
           <w:tcPr>
             <w:tcW w:type="dxa" w:w="3408"/>
             <w:tcMar>
-              <w:top w:w="70" w:type="dxa"/>
-              <w:start w:w="90" w:type="dxa"/>
-              <w:bottom w:w="70" w:type="dxa"/>
-              <w:end w:w="90" w:type="dxa"/>
+              <w:top w:w="105" w:type="dxa"/>
+              <w:start w:w="145" w:type="dxa"/>
+              <w:bottom w:w="105" w:type="dxa"/>
+              <w:end w:w="145" w:type="dxa"/>
             </w:tcMar>
             <w:vAlign w:val="center"/>
           </w:tcPr>
@@ -1858,10 +1860,10 @@
           <w:tcPr>
             <w:tcW w:type="dxa" w:w="3408"/>
             <w:tcMar>
-              <w:top w:w="70" w:type="dxa"/>
-              <w:start w:w="90" w:type="dxa"/>
-              <w:bottom w:w="70" w:type="dxa"/>
-              <w:end w:w="90" w:type="dxa"/>
+              <w:top w:w="105" w:type="dxa"/>
+              <w:start w:w="145" w:type="dxa"/>
+              <w:bottom w:w="105" w:type="dxa"/>
+              <w:end w:w="145" w:type="dxa"/>
             </w:tcMar>
             <w:vAlign w:val="center"/>
           </w:tcPr>
@@ -1921,10 +1923,10 @@
           <w:tcPr>
             <w:tcW w:type="dxa" w:w="3408"/>
             <w:tcMar>
-              <w:top w:w="70" w:type="dxa"/>
-              <w:start w:w="90" w:type="dxa"/>
-              <w:bottom w:w="70" w:type="dxa"/>
-              <w:end w:w="90" w:type="dxa"/>
+              <w:top w:w="105" w:type="dxa"/>
+              <w:start w:w="145" w:type="dxa"/>
+              <w:bottom w:w="105" w:type="dxa"/>
+              <w:end w:w="145" w:type="dxa"/>
             </w:tcMar>
             <w:vAlign w:val="center"/>
             <w:shd w:fill="17365D"/>
@@ -1948,10 +1950,10 @@
           <w:tcPr>
             <w:tcW w:type="dxa" w:w="3408"/>
             <w:tcMar>
-              <w:top w:w="70" w:type="dxa"/>
-              <w:start w:w="90" w:type="dxa"/>
-              <w:bottom w:w="70" w:type="dxa"/>
-              <w:end w:w="90" w:type="dxa"/>
+              <w:top w:w="105" w:type="dxa"/>
+              <w:start w:w="145" w:type="dxa"/>
+              <w:bottom w:w="105" w:type="dxa"/>
+              <w:end w:w="145" w:type="dxa"/>
             </w:tcMar>
             <w:vAlign w:val="center"/>
             <w:shd w:fill="17365D"/>
@@ -1975,10 +1977,10 @@
           <w:tcPr>
             <w:tcW w:type="dxa" w:w="3408"/>
             <w:tcMar>
-              <w:top w:w="70" w:type="dxa"/>
-              <w:start w:w="90" w:type="dxa"/>
-              <w:bottom w:w="70" w:type="dxa"/>
-              <w:end w:w="90" w:type="dxa"/>
+              <w:top w:w="105" w:type="dxa"/>
+              <w:start w:w="145" w:type="dxa"/>
+              <w:bottom w:w="105" w:type="dxa"/>
+              <w:end w:w="145" w:type="dxa"/>
             </w:tcMar>
             <w:vAlign w:val="center"/>
             <w:shd w:fill="17365D"/>
@@ -2004,10 +2006,10 @@
           <w:tcPr>
             <w:tcW w:type="dxa" w:w="3408"/>
             <w:tcMar>
-              <w:top w:w="70" w:type="dxa"/>
-              <w:start w:w="90" w:type="dxa"/>
-              <w:bottom w:w="70" w:type="dxa"/>
-              <w:end w:w="90" w:type="dxa"/>
+              <w:top w:w="105" w:type="dxa"/>
+              <w:start w:w="145" w:type="dxa"/>
+              <w:bottom w:w="105" w:type="dxa"/>
+              <w:end w:w="145" w:type="dxa"/>
             </w:tcMar>
             <w:vAlign w:val="center"/>
           </w:tcPr>
@@ -2028,10 +2030,10 @@
           <w:tcPr>
             <w:tcW w:type="dxa" w:w="3408"/>
             <w:tcMar>
-              <w:top w:w="70" w:type="dxa"/>
-              <w:start w:w="90" w:type="dxa"/>
-              <w:bottom w:w="70" w:type="dxa"/>
-              <w:end w:w="90" w:type="dxa"/>
+              <w:top w:w="105" w:type="dxa"/>
+              <w:start w:w="145" w:type="dxa"/>
+              <w:bottom w:w="105" w:type="dxa"/>
+              <w:end w:w="145" w:type="dxa"/>
             </w:tcMar>
             <w:vAlign w:val="center"/>
           </w:tcPr>
@@ -2052,10 +2054,10 @@
           <w:tcPr>
             <w:tcW w:type="dxa" w:w="3408"/>
             <w:tcMar>
-              <w:top w:w="70" w:type="dxa"/>
-              <w:start w:w="90" w:type="dxa"/>
-              <w:bottom w:w="70" w:type="dxa"/>
-              <w:end w:w="90" w:type="dxa"/>
+              <w:top w:w="105" w:type="dxa"/>
+              <w:start w:w="145" w:type="dxa"/>
+              <w:bottom w:w="105" w:type="dxa"/>
+              <w:end w:w="145" w:type="dxa"/>
             </w:tcMar>
             <w:vAlign w:val="center"/>
           </w:tcPr>
@@ -2078,10 +2080,10 @@
           <w:tcPr>
             <w:tcW w:type="dxa" w:w="3408"/>
             <w:tcMar>
-              <w:top w:w="70" w:type="dxa"/>
-              <w:start w:w="90" w:type="dxa"/>
-              <w:bottom w:w="70" w:type="dxa"/>
-              <w:end w:w="90" w:type="dxa"/>
+              <w:top w:w="105" w:type="dxa"/>
+              <w:start w:w="145" w:type="dxa"/>
+              <w:bottom w:w="105" w:type="dxa"/>
+              <w:end w:w="145" w:type="dxa"/>
             </w:tcMar>
             <w:vAlign w:val="center"/>
             <w:shd w:fill="F3F6F9"/>
@@ -2103,10 +2105,10 @@
           <w:tcPr>
             <w:tcW w:type="dxa" w:w="3408"/>
             <w:tcMar>
-              <w:top w:w="70" w:type="dxa"/>
-              <w:start w:w="90" w:type="dxa"/>
-              <w:bottom w:w="70" w:type="dxa"/>
-              <w:end w:w="90" w:type="dxa"/>
+              <w:top w:w="105" w:type="dxa"/>
+              <w:start w:w="145" w:type="dxa"/>
+              <w:bottom w:w="105" w:type="dxa"/>
+              <w:end w:w="145" w:type="dxa"/>
             </w:tcMar>
             <w:vAlign w:val="center"/>
             <w:shd w:fill="F3F6F9"/>
@@ -2128,10 +2130,10 @@
           <w:tcPr>
             <w:tcW w:type="dxa" w:w="3408"/>
             <w:tcMar>
-              <w:top w:w="70" w:type="dxa"/>
-              <w:start w:w="90" w:type="dxa"/>
-              <w:bottom w:w="70" w:type="dxa"/>
-              <w:end w:w="90" w:type="dxa"/>
+              <w:top w:w="105" w:type="dxa"/>
+              <w:start w:w="145" w:type="dxa"/>
+              <w:bottom w:w="105" w:type="dxa"/>
+              <w:end w:w="145" w:type="dxa"/>
             </w:tcMar>
             <w:vAlign w:val="center"/>
             <w:shd w:fill="F3F6F9"/>
@@ -2155,10 +2157,10 @@
           <w:tcPr>
             <w:tcW w:type="dxa" w:w="3408"/>
             <w:tcMar>
-              <w:top w:w="70" w:type="dxa"/>
-              <w:start w:w="90" w:type="dxa"/>
-              <w:bottom w:w="70" w:type="dxa"/>
-              <w:end w:w="90" w:type="dxa"/>
+              <w:top w:w="105" w:type="dxa"/>
+              <w:start w:w="145" w:type="dxa"/>
+              <w:bottom w:w="105" w:type="dxa"/>
+              <w:end w:w="145" w:type="dxa"/>
             </w:tcMar>
             <w:vAlign w:val="center"/>
           </w:tcPr>
@@ -2179,10 +2181,10 @@
           <w:tcPr>
             <w:tcW w:type="dxa" w:w="3408"/>
             <w:tcMar>
-              <w:top w:w="70" w:type="dxa"/>
-              <w:start w:w="90" w:type="dxa"/>
-              <w:bottom w:w="70" w:type="dxa"/>
-              <w:end w:w="90" w:type="dxa"/>
+              <w:top w:w="105" w:type="dxa"/>
+              <w:start w:w="145" w:type="dxa"/>
+              <w:bottom w:w="105" w:type="dxa"/>
+              <w:end w:w="145" w:type="dxa"/>
             </w:tcMar>
             <w:vAlign w:val="center"/>
           </w:tcPr>
@@ -2203,10 +2205,10 @@
           <w:tcPr>
             <w:tcW w:type="dxa" w:w="3408"/>
             <w:tcMar>
-              <w:top w:w="70" w:type="dxa"/>
-              <w:start w:w="90" w:type="dxa"/>
-              <w:bottom w:w="70" w:type="dxa"/>
-              <w:end w:w="90" w:type="dxa"/>
+              <w:top w:w="105" w:type="dxa"/>
+              <w:start w:w="145" w:type="dxa"/>
+              <w:bottom w:w="105" w:type="dxa"/>
+              <w:end w:w="145" w:type="dxa"/>
             </w:tcMar>
             <w:vAlign w:val="center"/>
           </w:tcPr>
@@ -2229,10 +2231,10 @@
           <w:tcPr>
             <w:tcW w:type="dxa" w:w="3408"/>
             <w:tcMar>
-              <w:top w:w="70" w:type="dxa"/>
-              <w:start w:w="90" w:type="dxa"/>
-              <w:bottom w:w="70" w:type="dxa"/>
-              <w:end w:w="90" w:type="dxa"/>
+              <w:top w:w="105" w:type="dxa"/>
+              <w:start w:w="145" w:type="dxa"/>
+              <w:bottom w:w="105" w:type="dxa"/>
+              <w:end w:w="145" w:type="dxa"/>
             </w:tcMar>
             <w:vAlign w:val="center"/>
             <w:shd w:fill="F3F6F9"/>
@@ -2254,10 +2256,10 @@
           <w:tcPr>
             <w:tcW w:type="dxa" w:w="3408"/>
             <w:tcMar>
-              <w:top w:w="70" w:type="dxa"/>
-              <w:start w:w="90" w:type="dxa"/>
-              <w:bottom w:w="70" w:type="dxa"/>
-              <w:end w:w="90" w:type="dxa"/>
+              <w:top w:w="105" w:type="dxa"/>
+              <w:start w:w="145" w:type="dxa"/>
+              <w:bottom w:w="105" w:type="dxa"/>
+              <w:end w:w="145" w:type="dxa"/>
             </w:tcMar>
             <w:vAlign w:val="center"/>
             <w:shd w:fill="F3F6F9"/>
@@ -2279,10 +2281,10 @@
           <w:tcPr>
             <w:tcW w:type="dxa" w:w="3408"/>
             <w:tcMar>
-              <w:top w:w="70" w:type="dxa"/>
-              <w:start w:w="90" w:type="dxa"/>
-              <w:bottom w:w="70" w:type="dxa"/>
-              <w:end w:w="90" w:type="dxa"/>
+              <w:top w:w="105" w:type="dxa"/>
+              <w:start w:w="145" w:type="dxa"/>
+              <w:bottom w:w="105" w:type="dxa"/>
+              <w:end w:w="145" w:type="dxa"/>
             </w:tcMar>
             <w:vAlign w:val="center"/>
             <w:shd w:fill="F3F6F9"/>
@@ -2306,10 +2308,10 @@
           <w:tcPr>
             <w:tcW w:type="dxa" w:w="3408"/>
             <w:tcMar>
-              <w:top w:w="70" w:type="dxa"/>
-              <w:start w:w="90" w:type="dxa"/>
-              <w:bottom w:w="70" w:type="dxa"/>
-              <w:end w:w="90" w:type="dxa"/>
+              <w:top w:w="105" w:type="dxa"/>
+              <w:start w:w="145" w:type="dxa"/>
+              <w:bottom w:w="105" w:type="dxa"/>
+              <w:end w:w="145" w:type="dxa"/>
             </w:tcMar>
             <w:vAlign w:val="center"/>
           </w:tcPr>
@@ -2330,10 +2332,10 @@
           <w:tcPr>
             <w:tcW w:type="dxa" w:w="3408"/>
             <w:tcMar>
-              <w:top w:w="70" w:type="dxa"/>
-              <w:start w:w="90" w:type="dxa"/>
-              <w:bottom w:w="70" w:type="dxa"/>
-              <w:end w:w="90" w:type="dxa"/>
+              <w:top w:w="105" w:type="dxa"/>
+              <w:start w:w="145" w:type="dxa"/>
+              <w:bottom w:w="105" w:type="dxa"/>
+              <w:end w:w="145" w:type="dxa"/>
             </w:tcMar>
             <w:vAlign w:val="center"/>
           </w:tcPr>
@@ -2354,10 +2356,10 @@
           <w:tcPr>
             <w:tcW w:type="dxa" w:w="3408"/>
             <w:tcMar>
-              <w:top w:w="70" w:type="dxa"/>
-              <w:start w:w="90" w:type="dxa"/>
-              <w:bottom w:w="70" w:type="dxa"/>
-              <w:end w:w="90" w:type="dxa"/>
+              <w:top w:w="105" w:type="dxa"/>
+              <w:start w:w="145" w:type="dxa"/>
+              <w:bottom w:w="105" w:type="dxa"/>
+              <w:end w:w="145" w:type="dxa"/>
             </w:tcMar>
             <w:vAlign w:val="center"/>
           </w:tcPr>
@@ -2380,10 +2382,10 @@
           <w:tcPr>
             <w:tcW w:type="dxa" w:w="3408"/>
             <w:tcMar>
-              <w:top w:w="70" w:type="dxa"/>
-              <w:start w:w="90" w:type="dxa"/>
-              <w:bottom w:w="70" w:type="dxa"/>
-              <w:end w:w="90" w:type="dxa"/>
+              <w:top w:w="105" w:type="dxa"/>
+              <w:start w:w="145" w:type="dxa"/>
+              <w:bottom w:w="105" w:type="dxa"/>
+              <w:end w:w="145" w:type="dxa"/>
             </w:tcMar>
             <w:vAlign w:val="center"/>
             <w:shd w:fill="F3F6F9"/>
@@ -2405,10 +2407,10 @@
           <w:tcPr>
             <w:tcW w:type="dxa" w:w="3408"/>
             <w:tcMar>
-              <w:top w:w="70" w:type="dxa"/>
-              <w:start w:w="90" w:type="dxa"/>
-              <w:bottom w:w="70" w:type="dxa"/>
-              <w:end w:w="90" w:type="dxa"/>
+              <w:top w:w="105" w:type="dxa"/>
+              <w:start w:w="145" w:type="dxa"/>
+              <w:bottom w:w="105" w:type="dxa"/>
+              <w:end w:w="145" w:type="dxa"/>
             </w:tcMar>
             <w:vAlign w:val="center"/>
             <w:shd w:fill="F3F6F9"/>
@@ -2430,10 +2432,10 @@
           <w:tcPr>
             <w:tcW w:type="dxa" w:w="3408"/>
             <w:tcMar>
-              <w:top w:w="70" w:type="dxa"/>
-              <w:start w:w="90" w:type="dxa"/>
-              <w:bottom w:w="70" w:type="dxa"/>
-              <w:end w:w="90" w:type="dxa"/>
+              <w:top w:w="105" w:type="dxa"/>
+              <w:start w:w="145" w:type="dxa"/>
+              <w:bottom w:w="105" w:type="dxa"/>
+              <w:end w:w="145" w:type="dxa"/>
             </w:tcMar>
             <w:vAlign w:val="center"/>
             <w:shd w:fill="F3F6F9"/>
@@ -2457,10 +2459,10 @@
           <w:tcPr>
             <w:tcW w:type="dxa" w:w="3408"/>
             <w:tcMar>
-              <w:top w:w="70" w:type="dxa"/>
-              <w:start w:w="90" w:type="dxa"/>
-              <w:bottom w:w="70" w:type="dxa"/>
-              <w:end w:w="90" w:type="dxa"/>
+              <w:top w:w="105" w:type="dxa"/>
+              <w:start w:w="145" w:type="dxa"/>
+              <w:bottom w:w="105" w:type="dxa"/>
+              <w:end w:w="145" w:type="dxa"/>
             </w:tcMar>
             <w:vAlign w:val="center"/>
           </w:tcPr>
@@ -2481,10 +2483,10 @@
           <w:tcPr>
             <w:tcW w:type="dxa" w:w="3408"/>
             <w:tcMar>
-              <w:top w:w="70" w:type="dxa"/>
-              <w:start w:w="90" w:type="dxa"/>
-              <w:bottom w:w="70" w:type="dxa"/>
-              <w:end w:w="90" w:type="dxa"/>
+              <w:top w:w="105" w:type="dxa"/>
+              <w:start w:w="145" w:type="dxa"/>
+              <w:bottom w:w="105" w:type="dxa"/>
+              <w:end w:w="145" w:type="dxa"/>
             </w:tcMar>
             <w:vAlign w:val="center"/>
           </w:tcPr>
@@ -2505,10 +2507,10 @@
           <w:tcPr>
             <w:tcW w:type="dxa" w:w="3408"/>
             <w:tcMar>
-              <w:top w:w="70" w:type="dxa"/>
-              <w:start w:w="90" w:type="dxa"/>
-              <w:bottom w:w="70" w:type="dxa"/>
-              <w:end w:w="90" w:type="dxa"/>
+              <w:top w:w="105" w:type="dxa"/>
+              <w:start w:w="145" w:type="dxa"/>
+              <w:bottom w:w="105" w:type="dxa"/>
+              <w:end w:w="145" w:type="dxa"/>
             </w:tcMar>
             <w:vAlign w:val="center"/>
           </w:tcPr>
@@ -2531,10 +2533,10 @@
           <w:tcPr>
             <w:tcW w:type="dxa" w:w="3408"/>
             <w:tcMar>
-              <w:top w:w="70" w:type="dxa"/>
-              <w:start w:w="90" w:type="dxa"/>
-              <w:bottom w:w="70" w:type="dxa"/>
-              <w:end w:w="90" w:type="dxa"/>
+              <w:top w:w="105" w:type="dxa"/>
+              <w:start w:w="145" w:type="dxa"/>
+              <w:bottom w:w="105" w:type="dxa"/>
+              <w:end w:w="145" w:type="dxa"/>
             </w:tcMar>
             <w:vAlign w:val="center"/>
             <w:shd w:fill="F3F6F9"/>
@@ -2556,10 +2558,10 @@
           <w:tcPr>
             <w:tcW w:type="dxa" w:w="3408"/>
             <w:tcMar>
-              <w:top w:w="70" w:type="dxa"/>
-              <w:start w:w="90" w:type="dxa"/>
-              <w:bottom w:w="70" w:type="dxa"/>
-              <w:end w:w="90" w:type="dxa"/>
+              <w:top w:w="105" w:type="dxa"/>
+              <w:start w:w="145" w:type="dxa"/>
+              <w:bottom w:w="105" w:type="dxa"/>
+              <w:end w:w="145" w:type="dxa"/>
             </w:tcMar>
             <w:vAlign w:val="center"/>
             <w:shd w:fill="F3F6F9"/>
@@ -2581,10 +2583,10 @@
           <w:tcPr>
             <w:tcW w:type="dxa" w:w="3408"/>
             <w:tcMar>
-              <w:top w:w="70" w:type="dxa"/>
-              <w:start w:w="90" w:type="dxa"/>
-              <w:bottom w:w="70" w:type="dxa"/>
-              <w:end w:w="90" w:type="dxa"/>
+              <w:top w:w="105" w:type="dxa"/>
+              <w:start w:w="145" w:type="dxa"/>
+              <w:bottom w:w="105" w:type="dxa"/>
+              <w:end w:w="145" w:type="dxa"/>
             </w:tcMar>
             <w:vAlign w:val="center"/>
             <w:shd w:fill="F3F6F9"/>
@@ -2814,7 +2816,7 @@
           <w:rFonts w:ascii="Consolas" w:hAnsi="Consolas"/>
           <w:color w:val="2F5597"/>
         </w:rPr>
-        <w:t>AURA/docs/CURRENT_PROJECT_STATUS_2026-10-13.md</w:t>
+        <w:t>AURA/docs/CURRENT_PROJECT_STATUS_2026-10-14.md</w:t>
       </w:r>
     </w:p>
     <w:p>
@@ -3615,9 +3617,6 @@
     <w:rsid w:val="00FC693F"/>
     <w:pPr>
       <w:keepNext/>
-      <w:pBdr>
-        <w:bottom w:val="single" w:sz="8" w:space="4" w:color="4F81BD" w:themeColor="accent1"/>
-      </w:pBdr>
       <w:spacing w:after="80" w:line="240" w:lineRule="auto" w:before="160"/>
       <w:contextualSpacing/>
     </w:pPr>
